--- a/specs/00-Fundacao-Tecnica.docx
+++ b/specs/00-Fundacao-Tecnica.docx
@@ -53,7 +53,7 @@
         <w:pStyle w:val="Date"/>
       </w:pPr>
       <w:r>
-        <w:t xml:space="preserve">27/08/2026</w:t>
+        <w:t xml:space="preserve">26/08/2026</w:t>
       </w:r>
     </w:p>
     <w:sdt>
